--- a/documentacion/word/RecepcionElectronica/MR-RE-001-MatrizRiesgos.docx
+++ b/documentacion/word/RecepcionElectronica/MR-RE-001-MatrizRiesgos.docx
@@ -416,7 +416,128 @@
       </w:pPr>
       <w:r/>
       <w:r>
-        <w:t>1. Metodología</w:t>
+        <w:t>Contenido</w:t>
+      </w:r>
+    </w:p>
+    <w:p>
+      <w:pPr>
+        <w:pStyle w:val="ListNumber"/>
+      </w:pPr>
+      <w:r>
+        <w:t>Objetivo y alcance</w:t>
+      </w:r>
+    </w:p>
+    <w:p>
+      <w:pPr>
+        <w:pStyle w:val="ListNumber"/>
+      </w:pPr>
+      <w:r>
+        <w:t>Metodología</w:t>
+      </w:r>
+    </w:p>
+    <w:p>
+      <w:pPr>
+        <w:pStyle w:val="ListNumber"/>
+      </w:pPr>
+      <w:r>
+        <w:t>Matriz de riesgos</w:t>
+      </w:r>
+    </w:p>
+    <w:p>
+      <w:pPr>
+        <w:pStyle w:val="ListNumber"/>
+      </w:pPr>
+      <w:r>
+        <w:t>Seguimiento</w:t>
+      </w:r>
+    </w:p>
+    <w:p>
+      <w:pPr>
+        <w:pStyle w:val="ListNumber"/>
+      </w:pPr>
+      <w:r>
+        <w:t>Revisión</w:t>
+      </w:r>
+    </w:p>
+    <w:p>
+      <w:pPr>
+        <w:pStyle w:val="ListNumber"/>
+      </w:pPr>
+      <w:r>
+        <w:t>Control documental</w:t>
+      </w:r>
+    </w:p>
+    <w:p>
+      <w:pPr>
+        <w:pStyle w:val="Heading2"/>
+      </w:pPr>
+      <w:r/>
+      <w:r>
+        <w:t>1. Objetivo y alcance</w:t>
+      </w:r>
+    </w:p>
+    <w:p>
+      <w:r>
+        <w:t xml:space="preserve">Identificar, evaluar y dar seguimiento a los principales </w:t>
+      </w:r>
+      <w:r>
+        <w:rPr>
+          <w:b/>
+        </w:rPr>
+        <w:t>riesgos</w:t>
+      </w:r>
+      <w:r>
+        <w:t xml:space="preserve"> asociados a la operación, la seguridad y la continuidad del producto base de </w:t>
+      </w:r>
+      <w:r>
+        <w:rPr>
+          <w:b/>
+        </w:rPr>
+        <w:t>Recepción Electrónica (RE)</w:t>
+      </w:r>
+      <w:r>
+        <w:t xml:space="preserve">, así como definir las </w:t>
+      </w:r>
+      <w:r>
+        <w:rPr>
+          <w:b/>
+        </w:rPr>
+        <w:t>medidas de mitigación</w:t>
+      </w:r>
+      <w:r>
+        <w:t xml:space="preserve"> y los responsables correspondientes.</w:t>
+      </w:r>
+    </w:p>
+    <w:p>
+      <w:r>
+        <w:t xml:space="preserve">El alcance corresponde al </w:t>
+      </w:r>
+      <w:r>
+        <w:rPr>
+          <w:b/>
+        </w:rPr>
+        <w:t>núcleo de RE</w:t>
+      </w:r>
+      <w:r>
+        <w:t xml:space="preserve"> y a su entorno de operación (acceso, datos, servicio, respaldo y cambios). Los riesgos específicos de </w:t>
+      </w:r>
+      <w:r>
+        <w:rPr>
+          <w:b/>
+        </w:rPr>
+        <w:t>módulos opcionales</w:t>
+      </w:r>
+      <w:r>
+        <w:t xml:space="preserve"> se documentan en sus propios documentos de integración. Esta matriz se alinea con las políticas internas de seguridad (PSI.05, Control 8.11 y PSI.12).</w:t>
+      </w:r>
+    </w:p>
+    <w:p>
+      <w:pPr>
+        <w:pStyle w:val="Heading2"/>
+      </w:pPr>
+      <w:r/>
+      <w:r>
+        <w:t>2. Metodología</w:t>
       </w:r>
     </w:p>
     <w:p>
@@ -701,7 +822,7 @@
       </w:pPr>
       <w:r/>
       <w:r>
-        <w:t>2. Matriz de riesgos</w:t>
+        <w:t>3. Matriz de riesgos</w:t>
       </w:r>
     </w:p>
     <w:tbl>
@@ -1971,7 +2092,7 @@
       </w:pPr>
       <w:r/>
       <w:r>
-        <w:t>3. Seguimiento</w:t>
+        <w:t>4. Seguimiento</w:t>
       </w:r>
     </w:p>
     <w:tbl>
@@ -2279,7 +2400,7 @@
       </w:pPr>
       <w:r/>
       <w:r>
-        <w:t>4. Revisión</w:t>
+        <w:t>5. Revisión</w:t>
       </w:r>
     </w:p>
     <w:p>
@@ -2293,7 +2414,7 @@
       </w:pPr>
       <w:r/>
       <w:r>
-        <w:t>5. Control documental</w:t>
+        <w:t>6. Control documental</w:t>
       </w:r>
     </w:p>
     <w:tbl>

--- a/documentacion/word/RecepcionElectronica/MR-RE-001-MatrizRiesgos.docx
+++ b/documentacion/word/RecepcionElectronica/MR-RE-001-MatrizRiesgos.docx
@@ -6,8 +6,10 @@
       <w:pPr>
         <w:pStyle w:val="Heading1"/>
       </w:pPr>
-      <w:r/>
       <w:r>
+        <w:rPr>
+          <w:color w:val="1F4E79"/>
+        </w:rPr>
         <w:t>Matriz de Riesgos</w:t>
       </w:r>
     </w:p>
@@ -15,8 +17,10 @@
       <w:pPr>
         <w:pStyle w:val="Heading2"/>
       </w:pPr>
-      <w:r/>
       <w:r>
+        <w:rPr>
+          <w:color w:val="1F4E79"/>
+        </w:rPr>
         <w:t>Recepción Electrónica (RE) — Base</w:t>
       </w:r>
     </w:p>
@@ -44,11 +48,13 @@
             <w:r>
               <w:rPr>
                 <w:b/>
+                <w:color w:val="1F4E79"/>
               </w:rPr>
             </w:r>
             <w:r>
               <w:rPr>
                 <w:b/>
+                <w:color w:val="1F4E79"/>
               </w:rPr>
               <w:t>Campo</w:t>
             </w:r>
@@ -62,11 +68,13 @@
             <w:r>
               <w:rPr>
                 <w:b/>
+                <w:color w:val="1F4E79"/>
               </w:rPr>
             </w:r>
             <w:r>
               <w:rPr>
                 <w:b/>
+                <w:color w:val="1F4E79"/>
               </w:rPr>
               <w:t>Descripción</w:t>
             </w:r>
@@ -271,8 +279,10 @@
       <w:pPr>
         <w:pStyle w:val="Heading2"/>
       </w:pPr>
-      <w:r/>
       <w:r>
+        <w:rPr>
+          <w:color w:val="1F4E79"/>
+        </w:rPr>
         <w:t>Control de versiones</w:t>
       </w:r>
     </w:p>
@@ -297,11 +307,13 @@
             <w:r>
               <w:rPr>
                 <w:b/>
+                <w:color w:val="1F4E79"/>
               </w:rPr>
             </w:r>
             <w:r>
               <w:rPr>
                 <w:b/>
+                <w:color w:val="1F4E79"/>
               </w:rPr>
               <w:t>Versión</w:t>
             </w:r>
@@ -315,11 +327,13 @@
             <w:r>
               <w:rPr>
                 <w:b/>
+                <w:color w:val="1F4E79"/>
               </w:rPr>
             </w:r>
             <w:r>
               <w:rPr>
                 <w:b/>
+                <w:color w:val="1F4E79"/>
               </w:rPr>
               <w:t>Fecha</w:t>
             </w:r>
@@ -333,11 +347,13 @@
             <w:r>
               <w:rPr>
                 <w:b/>
+                <w:color w:val="1F4E79"/>
               </w:rPr>
             </w:r>
             <w:r>
               <w:rPr>
                 <w:b/>
+                <w:color w:val="1F4E79"/>
               </w:rPr>
               <w:t>Autor</w:t>
             </w:r>
@@ -351,11 +367,13 @@
             <w:r>
               <w:rPr>
                 <w:b/>
+                <w:color w:val="1F4E79"/>
               </w:rPr>
             </w:r>
             <w:r>
               <w:rPr>
                 <w:b/>
+                <w:color w:val="1F4E79"/>
               </w:rPr>
               <w:t>Descripción</w:t>
             </w:r>
@@ -414,8 +432,10 @@
       <w:pPr>
         <w:pStyle w:val="Heading2"/>
       </w:pPr>
-      <w:r/>
       <w:r>
+        <w:rPr>
+          <w:color w:val="1F4E79"/>
+        </w:rPr>
         <w:t>Contenido</w:t>
       </w:r>
     </w:p>
@@ -471,8 +491,10 @@
       <w:pPr>
         <w:pStyle w:val="Heading2"/>
       </w:pPr>
-      <w:r/>
       <w:r>
+        <w:rPr>
+          <w:color w:val="1F4E79"/>
+        </w:rPr>
         <w:t>1. Objetivo y alcance</w:t>
       </w:r>
     </w:p>
@@ -528,15 +550,17 @@
         <w:t>módulos opcionales</w:t>
       </w:r>
       <w:r>
-        <w:t xml:space="preserve"> se documentan en sus propios documentos de integración. Esta matriz se alinea con las políticas internas de seguridad (PSI.05, Control 8.11 y PSI.12).</w:t>
+        <w:t xml:space="preserve"> se documentan en sus propios documentos de integración. Esta matriz se alinea con las políticas internas de seguridad (PSI.01, PSI.05 —incluido su apartado de enmascaramiento de datos— y PSI.12).</w:t>
       </w:r>
     </w:p>
     <w:p>
       <w:pPr>
         <w:pStyle w:val="Heading2"/>
       </w:pPr>
-      <w:r/>
       <w:r>
+        <w:rPr>
+          <w:color w:val="1F4E79"/>
+        </w:rPr>
         <w:t>2. Metodología</w:t>
       </w:r>
     </w:p>
@@ -611,11 +635,13 @@
             <w:r>
               <w:rPr>
                 <w:b/>
+                <w:color w:val="1F4E79"/>
               </w:rPr>
             </w:r>
             <w:r>
               <w:rPr>
                 <w:b/>
+                <w:color w:val="1F4E79"/>
               </w:rPr>
               <w:t>Impacto \ Probabilidad</w:t>
             </w:r>
@@ -629,11 +655,13 @@
             <w:r>
               <w:rPr>
                 <w:b/>
+                <w:color w:val="1F4E79"/>
               </w:rPr>
             </w:r>
             <w:r>
               <w:rPr>
                 <w:b/>
+                <w:color w:val="1F4E79"/>
               </w:rPr>
               <w:t>Baja</w:t>
             </w:r>
@@ -647,11 +675,13 @@
             <w:r>
               <w:rPr>
                 <w:b/>
+                <w:color w:val="1F4E79"/>
               </w:rPr>
             </w:r>
             <w:r>
               <w:rPr>
                 <w:b/>
+                <w:color w:val="1F4E79"/>
               </w:rPr>
               <w:t>Media</w:t>
             </w:r>
@@ -665,11 +695,13 @@
             <w:r>
               <w:rPr>
                 <w:b/>
+                <w:color w:val="1F4E79"/>
               </w:rPr>
             </w:r>
             <w:r>
               <w:rPr>
                 <w:b/>
+                <w:color w:val="1F4E79"/>
               </w:rPr>
               <w:t>Alta</w:t>
             </w:r>
@@ -820,8 +852,10 @@
       <w:pPr>
         <w:pStyle w:val="Heading2"/>
       </w:pPr>
-      <w:r/>
       <w:r>
+        <w:rPr>
+          <w:color w:val="1F4E79"/>
+        </w:rPr>
         <w:t>3. Matriz de riesgos</w:t>
       </w:r>
     </w:p>
@@ -849,11 +883,13 @@
             <w:r>
               <w:rPr>
                 <w:b/>
+                <w:color w:val="1F4E79"/>
               </w:rPr>
             </w:r>
             <w:r>
               <w:rPr>
                 <w:b/>
+                <w:color w:val="1F4E79"/>
               </w:rPr>
               <w:t>ID</w:t>
             </w:r>
@@ -867,11 +903,13 @@
             <w:r>
               <w:rPr>
                 <w:b/>
+                <w:color w:val="1F4E79"/>
               </w:rPr>
             </w:r>
             <w:r>
               <w:rPr>
                 <w:b/>
+                <w:color w:val="1F4E79"/>
               </w:rPr>
               <w:t>Riesgo</w:t>
             </w:r>
@@ -885,11 +923,13 @@
             <w:r>
               <w:rPr>
                 <w:b/>
+                <w:color w:val="1F4E79"/>
               </w:rPr>
             </w:r>
             <w:r>
               <w:rPr>
                 <w:b/>
+                <w:color w:val="1F4E79"/>
               </w:rPr>
               <w:t>Categoría</w:t>
             </w:r>
@@ -903,11 +943,13 @@
             <w:r>
               <w:rPr>
                 <w:b/>
+                <w:color w:val="1F4E79"/>
               </w:rPr>
             </w:r>
             <w:r>
               <w:rPr>
                 <w:b/>
+                <w:color w:val="1F4E79"/>
               </w:rPr>
               <w:t>Impacto</w:t>
             </w:r>
@@ -921,11 +963,13 @@
             <w:r>
               <w:rPr>
                 <w:b/>
+                <w:color w:val="1F4E79"/>
               </w:rPr>
             </w:r>
             <w:r>
               <w:rPr>
                 <w:b/>
+                <w:color w:val="1F4E79"/>
               </w:rPr>
               <w:t>Prob.</w:t>
             </w:r>
@@ -939,11 +983,13 @@
             <w:r>
               <w:rPr>
                 <w:b/>
+                <w:color w:val="1F4E79"/>
               </w:rPr>
             </w:r>
             <w:r>
               <w:rPr>
                 <w:b/>
+                <w:color w:val="1F4E79"/>
               </w:rPr>
               <w:t>Nivel</w:t>
             </w:r>
@@ -957,11 +1003,13 @@
             <w:r>
               <w:rPr>
                 <w:b/>
+                <w:color w:val="1F4E79"/>
               </w:rPr>
             </w:r>
             <w:r>
               <w:rPr>
                 <w:b/>
+                <w:color w:val="1F4E79"/>
               </w:rPr>
               <w:t>Mitigación</w:t>
             </w:r>
@@ -1121,7 +1169,7 @@
           <w:p>
             <w:r/>
             <w:r>
-              <w:t>Minimización/enmascaramiento, logs sin datos completos (Control 8.11).</w:t>
+              <w:t>Minimización/enmascaramiento, logs sin datos completos (PSI.05).</w:t>
             </w:r>
           </w:p>
         </w:tc>
@@ -1205,7 +1253,6 @@
             <w:r>
               <w:rPr>
                 <w:rFonts w:ascii="Consolas" w:hAnsi="Consolas"/>
-                <w:color w:val="C7254E"/>
               </w:rPr>
               <w:t>back/secure</w:t>
             </w:r>
@@ -1763,7 +1810,7 @@
           <w:p>
             <w:r/>
             <w:r>
-              <w:t>Datos ficticios/anonimizados en pruebas (Control 8.33/8.11).</w:t>
+              <w:t>Datos ficticios/anonimizados en pruebas; separación de ambientes (PSI.12).</w:t>
             </w:r>
           </w:p>
         </w:tc>
@@ -2084,14 +2131,174 @@
           </w:p>
         </w:tc>
       </w:tr>
+      <w:tr>
+        <w:tc>
+          <w:tcPr>
+            <w:tcW w:type="dxa" w:w="1234"/>
+          </w:tcPr>
+          <w:p>
+            <w:r/>
+            <w:r>
+              <w:t>R-015</w:t>
+            </w:r>
+          </w:p>
+        </w:tc>
+        <w:tc>
+          <w:tcPr>
+            <w:tcW w:type="dxa" w:w="1234"/>
+          </w:tcPr>
+          <w:p>
+            <w:r/>
+            <w:r>
+              <w:t>Datos personales de empleados dados de baja no anonimizados.</w:t>
+            </w:r>
+          </w:p>
+        </w:tc>
+        <w:tc>
+          <w:tcPr>
+            <w:tcW w:type="dxa" w:w="1234"/>
+          </w:tcPr>
+          <w:p>
+            <w:r/>
+            <w:r>
+              <w:t>Cumplimiento</w:t>
+            </w:r>
+          </w:p>
+        </w:tc>
+        <w:tc>
+          <w:tcPr>
+            <w:tcW w:type="dxa" w:w="1234"/>
+          </w:tcPr>
+          <w:p>
+            <w:r/>
+            <w:r>
+              <w:t>Alto</w:t>
+            </w:r>
+          </w:p>
+        </w:tc>
+        <w:tc>
+          <w:tcPr>
+            <w:tcW w:type="dxa" w:w="1234"/>
+          </w:tcPr>
+          <w:p>
+            <w:r/>
+            <w:r>
+              <w:t>Media</w:t>
+            </w:r>
+          </w:p>
+        </w:tc>
+        <w:tc>
+          <w:tcPr>
+            <w:tcW w:type="dxa" w:w="1234"/>
+          </w:tcPr>
+          <w:p>
+            <w:r/>
+            <w:r>
+              <w:t>Alto</w:t>
+            </w:r>
+          </w:p>
+        </w:tc>
+        <w:tc>
+          <w:tcPr>
+            <w:tcW w:type="dxa" w:w="1234"/>
+          </w:tcPr>
+          <w:p>
+            <w:r/>
+            <w:r>
+              <w:t>Anonimización física (correo, nombre y teléfono) como parte de la baja del empleado (PSI.05).</w:t>
+            </w:r>
+          </w:p>
+        </w:tc>
+      </w:tr>
+      <w:tr>
+        <w:tc>
+          <w:tcPr>
+            <w:tcW w:type="dxa" w:w="1234"/>
+          </w:tcPr>
+          <w:p>
+            <w:r/>
+            <w:r>
+              <w:t>R-016</w:t>
+            </w:r>
+          </w:p>
+        </w:tc>
+        <w:tc>
+          <w:tcPr>
+            <w:tcW w:type="dxa" w:w="1234"/>
+          </w:tcPr>
+          <w:p>
+            <w:r/>
+            <w:r>
+              <w:t>Falta de revisión periódica de accesos de administrador.</w:t>
+            </w:r>
+          </w:p>
+        </w:tc>
+        <w:tc>
+          <w:tcPr>
+            <w:tcW w:type="dxa" w:w="1234"/>
+          </w:tcPr>
+          <w:p>
+            <w:r/>
+            <w:r>
+              <w:t>Seguridad</w:t>
+            </w:r>
+          </w:p>
+        </w:tc>
+        <w:tc>
+          <w:tcPr>
+            <w:tcW w:type="dxa" w:w="1234"/>
+          </w:tcPr>
+          <w:p>
+            <w:r/>
+            <w:r>
+              <w:t>Medio</w:t>
+            </w:r>
+          </w:p>
+        </w:tc>
+        <w:tc>
+          <w:tcPr>
+            <w:tcW w:type="dxa" w:w="1234"/>
+          </w:tcPr>
+          <w:p>
+            <w:r/>
+            <w:r>
+              <w:t>Media</w:t>
+            </w:r>
+          </w:p>
+        </w:tc>
+        <w:tc>
+          <w:tcPr>
+            <w:tcW w:type="dxa" w:w="1234"/>
+          </w:tcPr>
+          <w:p>
+            <w:r/>
+            <w:r>
+              <w:t>Medio</w:t>
+            </w:r>
+          </w:p>
+        </w:tc>
+        <w:tc>
+          <w:tcPr>
+            <w:tcW w:type="dxa" w:w="1234"/>
+          </w:tcPr>
+          <w:p>
+            <w:r/>
+            <w:r>
+              <w:t>Revisión de accesos privilegiados cada 5 meses por personal independiente (PSI.05).</w:t>
+            </w:r>
+          </w:p>
+        </w:tc>
+      </w:tr>
     </w:tbl>
     <w:p/>
     <w:p>
       <w:pPr>
         <w:pStyle w:val="Heading2"/>
       </w:pPr>
-      <w:r/>
       <w:r>
+        <w:rPr>
+          <w:color w:val="1F4E79"/>
+        </w:rPr>
         <w:t>4. Seguimiento</w:t>
       </w:r>
     </w:p>
@@ -2117,11 +2324,13 @@
             <w:r>
               <w:rPr>
                 <w:b/>
+                <w:color w:val="1F4E79"/>
               </w:rPr>
             </w:r>
             <w:r>
               <w:rPr>
                 <w:b/>
+                <w:color w:val="1F4E79"/>
               </w:rPr>
               <w:t>ID</w:t>
             </w:r>
@@ -2135,11 +2344,13 @@
             <w:r>
               <w:rPr>
                 <w:b/>
+                <w:color w:val="1F4E79"/>
               </w:rPr>
             </w:r>
             <w:r>
               <w:rPr>
                 <w:b/>
+                <w:color w:val="1F4E79"/>
               </w:rPr>
               <w:t>Estado</w:t>
             </w:r>
@@ -2153,11 +2364,13 @@
             <w:r>
               <w:rPr>
                 <w:b/>
+                <w:color w:val="1F4E79"/>
               </w:rPr>
             </w:r>
             <w:r>
               <w:rPr>
                 <w:b/>
+                <w:color w:val="1F4E79"/>
               </w:rPr>
               <w:t>Acción en curso</w:t>
             </w:r>
@@ -2171,11 +2384,13 @@
             <w:r>
               <w:rPr>
                 <w:b/>
+                <w:color w:val="1F4E79"/>
               </w:rPr>
             </w:r>
             <w:r>
               <w:rPr>
                 <w:b/>
+                <w:color w:val="1F4E79"/>
               </w:rPr>
               <w:t>Responsable</w:t>
             </w:r>
@@ -2189,11 +2404,13 @@
             <w:r>
               <w:rPr>
                 <w:b/>
+                <w:color w:val="1F4E79"/>
               </w:rPr>
             </w:r>
             <w:r>
               <w:rPr>
                 <w:b/>
+                <w:color w:val="1F4E79"/>
               </w:rPr>
               <w:t>Fecha de revisión</w:t>
             </w:r>
@@ -2398,8 +2615,10 @@
       <w:pPr>
         <w:pStyle w:val="Heading2"/>
       </w:pPr>
-      <w:r/>
       <w:r>
+        <w:rPr>
+          <w:color w:val="1F4E79"/>
+        </w:rPr>
         <w:t>5. Revisión</w:t>
       </w:r>
     </w:p>
@@ -2412,8 +2631,10 @@
       <w:pPr>
         <w:pStyle w:val="Heading2"/>
       </w:pPr>
-      <w:r/>
       <w:r>
+        <w:rPr>
+          <w:color w:val="1F4E79"/>
+        </w:rPr>
         <w:t>6. Control documental</w:t>
       </w:r>
     </w:p>
@@ -2440,11 +2661,13 @@
             <w:r>
               <w:rPr>
                 <w:b/>
+                <w:color w:val="1F4E79"/>
               </w:rPr>
             </w:r>
             <w:r>
               <w:rPr>
                 <w:b/>
+                <w:color w:val="1F4E79"/>
               </w:rPr>
               <w:t>Documento</w:t>
             </w:r>
@@ -2458,11 +2681,13 @@
             <w:r>
               <w:rPr>
                 <w:b/>
+                <w:color w:val="1F4E79"/>
               </w:rPr>
             </w:r>
             <w:r>
               <w:rPr>
                 <w:b/>
+                <w:color w:val="1F4E79"/>
               </w:rPr>
               <w:t>Código</w:t>
             </w:r>
@@ -2476,11 +2701,13 @@
             <w:r>
               <w:rPr>
                 <w:b/>
+                <w:color w:val="1F4E79"/>
               </w:rPr>
             </w:r>
             <w:r>
               <w:rPr>
                 <w:b/>
+                <w:color w:val="1F4E79"/>
               </w:rPr>
               <w:t>Versión</w:t>
             </w:r>
@@ -2494,11 +2721,13 @@
             <w:r>
               <w:rPr>
                 <w:b/>
+                <w:color w:val="1F4E79"/>
               </w:rPr>
             </w:r>
             <w:r>
               <w:rPr>
                 <w:b/>
+                <w:color w:val="1F4E79"/>
               </w:rPr>
               <w:t>Fecha</w:t>
             </w:r>
@@ -2512,11 +2741,13 @@
             <w:r>
               <w:rPr>
                 <w:b/>
+                <w:color w:val="1F4E79"/>
               </w:rPr>
             </w:r>
             <w:r>
               <w:rPr>
                 <w:b/>
+                <w:color w:val="1F4E79"/>
               </w:rPr>
               <w:t>Responsable</w:t>
             </w:r>
@@ -2530,11 +2761,13 @@
             <w:r>
               <w:rPr>
                 <w:b/>
+                <w:color w:val="1F4E79"/>
               </w:rPr>
             </w:r>
             <w:r>
               <w:rPr>
                 <w:b/>
+                <w:color w:val="1F4E79"/>
               </w:rPr>
               <w:t>Estado</w:t>
             </w:r>
